--- a/블로그글작성/판례/대기_대법원_시리즈/판례_대법원2020다270909_위법이반복됐다면집중단속만으로배상책임은없습니다.docx
+++ b/블로그글작성/판례/대기_대법원_시리즈/판례_대법원2020다270909_위법이반복됐다면집중단속만으로배상책임은없습니다.docx
@@ -599,6 +599,13 @@
           <w:rFonts w:ascii="맑은 고딕" w:hAnsi="맑은 고딕" w:eastAsia="맑은 고딕" w:cs="맑은 고딕"/>
           <w:color w:val="000000"/>
         </w:rPr>
+        <w:br/>
+      </w:r>
+      <w:r>
+        <w:rPr>
+          <w:rFonts w:ascii="맑은 고딕" w:hAnsi="맑은 고딕" w:eastAsia="맑은 고딕" w:cs="맑은 고딕"/>
+          <w:color w:val="000000"/>
+        </w:rPr>
         <w:t>② 원고 공장에서 약 100m 떨어진 곳에 1,800세대 규모의 아파트가 2001년 준공되었고, 약 200m 떨어진 곳에는 초등학교와 중학교가 있다.</w:t>
       </w:r>
       <w:r>
@@ -613,6 +620,13 @@
           <w:rFonts w:ascii="맑은 고딕" w:hAnsi="맑은 고딕" w:eastAsia="맑은 고딕" w:cs="맑은 고딕"/>
           <w:color w:val="000000"/>
         </w:rPr>
+        <w:br/>
+      </w:r>
+      <w:r>
+        <w:rPr>
+          <w:rFonts w:ascii="맑은 고딕" w:hAnsi="맑은 고딕" w:eastAsia="맑은 고딕" w:cs="맑은 고딕"/>
+          <w:color w:val="000000"/>
+        </w:rPr>
         <w:t>③ 원고가 재생아스콘을 생산한 이후 특정대기유해물질 검출, 악취와 먼지 발생, 과적 화물차량 등에 대한 주민 민원이 계속 제기되었다.</w:t>
       </w:r>
       <w:r>
@@ -627,6 +641,13 @@
           <w:rFonts w:ascii="맑은 고딕" w:hAnsi="맑은 고딕" w:eastAsia="맑은 고딕" w:cs="맑은 고딕"/>
           <w:color w:val="000000"/>
         </w:rPr>
+        <w:br/>
+      </w:r>
+      <w:r>
+        <w:rPr>
+          <w:rFonts w:ascii="맑은 고딕" w:hAnsi="맑은 고딕" w:eastAsia="맑은 고딕" w:cs="맑은 고딕"/>
+          <w:color w:val="000000"/>
+        </w:rPr>
         <w:t>④ 악취 측정결과의 기준치 초과가 4회에 이르자 피고 안양시의 시장은 2017. 6.경 원고의 공장을 악취방지법 제8조의2에 따른 신고대상 악취배출시설로 지정·고시하였다.</w:t>
       </w:r>
       <w:r>
@@ -641,6 +662,13 @@
           <w:rFonts w:ascii="맑은 고딕" w:hAnsi="맑은 고딕" w:eastAsia="맑은 고딕" w:cs="맑은 고딕"/>
           <w:color w:val="000000"/>
         </w:rPr>
+        <w:br/>
+      </w:r>
+      <w:r>
+        <w:rPr>
+          <w:rFonts w:ascii="맑은 고딕" w:hAnsi="맑은 고딕" w:eastAsia="맑은 고딕" w:cs="맑은 고딕"/>
+          <w:color w:val="000000"/>
+        </w:rPr>
         <w:t>⑤ 2017년 원고 공장 배출물질에서 벤조피렌과 다환방향족탄화수소류가 검출되자 경기도지사는 무허가 배출시설 설치·운영을 이유로 공장 사용중지를 명하였고, 원고는 방지시설을 추가 설치하여 2018. 3.경 재생아스콘 생산 영구 중단 등을 조건으로 대기배출시설 설치허가를 받았다.</w:t>
       </w:r>
       <w:r>
@@ -655,6 +683,13 @@
           <w:rFonts w:ascii="맑은 고딕" w:hAnsi="맑은 고딕" w:eastAsia="맑은 고딕" w:cs="맑은 고딕"/>
           <w:color w:val="000000"/>
         </w:rPr>
+        <w:br/>
+      </w:r>
+      <w:r>
+        <w:rPr>
+          <w:rFonts w:ascii="맑은 고딕" w:hAnsi="맑은 고딕" w:eastAsia="맑은 고딕" w:cs="맑은 고딕"/>
+          <w:color w:val="000000"/>
+        </w:rPr>
         <w:t>⑥ 피고 안양시는 12개과 소속 41명 공무원으로 T/F팀을 구성하여 2018. 3. 12.부터 4. 5.까지 원고의 공장이나 그 주변을 19회 방문하여 조사 및 단속을 실시하였고, 그 과정에서 무신고 골재 파쇄 등이 확인되어 원고는 6개월 영업정지 처분을 받았다.</w:t>
       </w:r>
       <w:r>
@@ -669,7 +704,21 @@
           <w:rFonts w:ascii="맑은 고딕" w:hAnsi="맑은 고딕" w:eastAsia="맑은 고딕" w:cs="맑은 고딕"/>
           <w:color w:val="000000"/>
         </w:rPr>
+        <w:br/>
+      </w:r>
+      <w:r>
+        <w:rPr>
+          <w:rFonts w:ascii="맑은 고딕" w:hAnsi="맑은 고딕" w:eastAsia="맑은 고딕" w:cs="맑은 고딕"/>
+          <w:color w:val="000000"/>
+        </w:rPr>
         <w:t>⑦ 원고는 2006년경부터 무신고 골재 선별·파쇄로 여러 차례 처벌받고도 이를 계속하였고, 비산먼지 억제조치 미이행으로 수차례 적발되었으며, 2012년경 적발된 토양오염 정화 조치도 2018. 3.경까지 이행하지 않았다.</w:t>
+      </w:r>
+      <w:r>
+        <w:rPr>
+          <w:rFonts w:ascii="맑은 고딕" w:hAnsi="맑은 고딕" w:eastAsia="맑은 고딕" w:cs="맑은 고딕"/>
+          <w:color w:val="000000"/>
+        </w:rPr>
+        <w:br/>
       </w:r>
       <w:r>
         <w:rPr>
@@ -722,6 +771,7 @@
         <w:rPr>
           <w:rFonts w:ascii="맑은 고딕" w:hAnsi="맑은 고딕" w:eastAsia="맑은 고딕" w:cs="맑은 고딕"/>
           <w:color w:val="000000"/>
+          <w:u w:val="single"/>
         </w:rPr>
         <w:t>이 사건의 쟁점은, 지방자치단체가 환경 관련 민원에 대응하여 집중적인 조사·단속을 실시한 것이 국가배상법 제2조 제1항의 ‘법령 위반’, 즉 객관적 정당성을 상실한 행위에 해당하는지 여부이다.</w:t>
       </w:r>
@@ -777,6 +827,15 @@
           <w:rFonts w:ascii="맑은 고딕" w:hAnsi="맑은 고딕" w:eastAsia="맑은 고딕" w:cs="맑은 고딕"/>
           <w:color w:val="000000"/>
         </w:rPr>
+        <w:br/>
+      </w:r>
+      <w:r>
+        <w:rPr>
+          <w:rFonts w:ascii="맑은 고딕" w:hAnsi="맑은 고딕" w:eastAsia="맑은 고딕" w:cs="맑은 고딕"/>
+          <w:b/>
+          <w:color w:val="000000"/>
+          <w:u w:val="single"/>
+        </w:rPr>
         <w:t>② 객관적 정당성을 상실하였는지는 피침해이익의 종류 및 성질, 침해행위가 되는 행정처분의 태양 및 그 원인, 행정처분의 발동에 대한 피해자 측의 관여의 유무와 정도, 손해의 정도 등 제반 사정을 종합하여 손해의 전보책임을 지방자치단체에 부담시켜야 할 실질적인 이유가 있는지에 의하여 판단하여야 한다.</w:t>
       </w:r>
       <w:r>
@@ -791,6 +850,13 @@
           <w:rFonts w:ascii="맑은 고딕" w:hAnsi="맑은 고딕" w:eastAsia="맑은 고딕" w:cs="맑은 고딕"/>
           <w:color w:val="000000"/>
         </w:rPr>
+        <w:br/>
+      </w:r>
+      <w:r>
+        <w:rPr>
+          <w:rFonts w:ascii="맑은 고딕" w:hAnsi="맑은 고딕" w:eastAsia="맑은 고딕" w:cs="맑은 고딕"/>
+          <w:color w:val="000000"/>
+        </w:rPr>
         <w:t>③ 피고 안양시의 시장은 환경정책기본법, 대기환경보전법, 악취방지법, 골재채취법, 도로교통법, 도로법 등 관련 법령에 따라 원고 공장이나 그 주변에서 발생 가능한 위법행위를 지도하거나 조사할 권한이 있다.</w:t>
       </w:r>
       <w:r>
@@ -805,6 +871,13 @@
           <w:rFonts w:ascii="맑은 고딕" w:hAnsi="맑은 고딕" w:eastAsia="맑은 고딕" w:cs="맑은 고딕"/>
           <w:color w:val="000000"/>
         </w:rPr>
+        <w:br/>
+      </w:r>
+      <w:r>
+        <w:rPr>
+          <w:rFonts w:ascii="맑은 고딕" w:hAnsi="맑은 고딕" w:eastAsia="맑은 고딕" w:cs="맑은 고딕"/>
+          <w:color w:val="000000"/>
+        </w:rPr>
         <w:t>④ 이 사건 조사·단속행위 전부터 원고의 공장과 그 주변에서는 악취 발생 외에도 대기환경보전법 위반, 골재채취법 위반, 오염토양 정화 조치 불이행, 개발제한구역에서의 불법 증축, 과적 화물차량 출입과 비산먼지 발생 등 여러 위법행위가 계속되어 왔다.</w:t>
       </w:r>
       <w:r>
@@ -819,6 +892,13 @@
           <w:rFonts w:ascii="맑은 고딕" w:hAnsi="맑은 고딕" w:eastAsia="맑은 고딕" w:cs="맑은 고딕"/>
           <w:color w:val="000000"/>
         </w:rPr>
+        <w:br/>
+      </w:r>
+      <w:r>
+        <w:rPr>
+          <w:rFonts w:ascii="맑은 고딕" w:hAnsi="맑은 고딕" w:eastAsia="맑은 고딕" w:cs="맑은 고딕"/>
+          <w:color w:val="000000"/>
+        </w:rPr>
         <w:t>⑤ 이러한 반복적 위법행위에 대하여 법령상 규제 권한에 근거하여 조사·단속한 것을 두고, 행정목적을 도외시한 채 다른 부당한 목적이 있었다고 단정하기 어렵다.</w:t>
       </w:r>
       <w:r>
@@ -833,6 +913,13 @@
           <w:rFonts w:ascii="맑은 고딕" w:hAnsi="맑은 고딕" w:eastAsia="맑은 고딕" w:cs="맑은 고딕"/>
           <w:color w:val="000000"/>
         </w:rPr>
+        <w:br/>
+      </w:r>
+      <w:r>
+        <w:rPr>
+          <w:rFonts w:ascii="맑은 고딕" w:hAnsi="맑은 고딕" w:eastAsia="맑은 고딕" w:cs="맑은 고딕"/>
+          <w:color w:val="000000"/>
+        </w:rPr>
         <w:t>⑥ 악취는 환경오염의 하나로서 주민의 건강과 생활환경에 영향을 미치므로, 주민 의견을 청취하여 행정에 반영하고 관할구역 내 악취배출시설을 조사하는 것은 환경정책기본법과 악취방지법의 입법 취지에 부합하는 행정활동이다.</w:t>
       </w:r>
       <w:r>
@@ -847,6 +934,13 @@
           <w:rFonts w:ascii="맑은 고딕" w:hAnsi="맑은 고딕" w:eastAsia="맑은 고딕" w:cs="맑은 고딕"/>
           <w:color w:val="000000"/>
         </w:rPr>
+        <w:br/>
+      </w:r>
+      <w:r>
+        <w:rPr>
+          <w:rFonts w:ascii="맑은 고딕" w:hAnsi="맑은 고딕" w:eastAsia="맑은 고딕" w:cs="맑은 고딕"/>
+          <w:color w:val="000000"/>
+        </w:rPr>
         <w:t>⑦ 악취 민원이 수년간 지속되고 복합악취나 지정악취물질이 3회 이상 배출허용기준을 초과하여 악취배출시설로 지정되었다는 것은 악취의 정도가 주민의 건강 및 일상생활에 상당한 지장을 끼치는 수준에 이르렀음을 의미하므로, 예방적·관리적 조치의 필요성도 컸다.</w:t>
       </w:r>
       <w:r>
@@ -861,6 +955,13 @@
           <w:rFonts w:ascii="맑은 고딕" w:hAnsi="맑은 고딕" w:eastAsia="맑은 고딕" w:cs="맑은 고딕"/>
           <w:color w:val="000000"/>
         </w:rPr>
+        <w:br/>
+      </w:r>
+      <w:r>
+        <w:rPr>
+          <w:rFonts w:ascii="맑은 고딕" w:hAnsi="맑은 고딕" w:eastAsia="맑은 고딕" w:cs="맑은 고딕"/>
+          <w:color w:val="000000"/>
+        </w:rPr>
         <w:t>⑧ 경기도지사가 대기배출시설 설치허가를 하였더라도 악취 억제 조치가 여전히 미흡하다고 판단한 피고 안양시로서는 공장 가동이나 악취 배출을 감시할 필요가 있었다고 판단된다. 악취는 일단 배출되면 확산과 피해를 막기 어렵기 때문이다.</w:t>
       </w:r>
       <w:r>
@@ -875,6 +976,13 @@
           <w:rFonts w:ascii="맑은 고딕" w:hAnsi="맑은 고딕" w:eastAsia="맑은 고딕" w:cs="맑은 고딕"/>
           <w:color w:val="000000"/>
         </w:rPr>
+        <w:br/>
+      </w:r>
+      <w:r>
+        <w:rPr>
+          <w:rFonts w:ascii="맑은 고딕" w:hAnsi="맑은 고딕" w:eastAsia="맑은 고딕" w:cs="맑은 고딕"/>
+          <w:color w:val="000000"/>
+        </w:rPr>
         <w:t>⑨ 일부 공무원이 민원 응대 과정에서 부적절한 표현을 사용하였다는 점만으로 부당한 목적이 있었다고 단정할 수 없고, 행정기관이 사업자의 영업권과 국민의 환경권 사이의 이해관계를 조정한 결과 영업에 불이익이 생겼다는 사정만으로 비례의 원칙을 위반했다고 단정할 수도 없다.</w:t>
       </w:r>
       <w:r>
@@ -888,6 +996,14 @@
         <w:rPr>
           <w:rFonts w:ascii="맑은 고딕" w:hAnsi="맑은 고딕" w:eastAsia="맑은 고딕" w:cs="맑은 고딕"/>
           <w:color w:val="000000"/>
+        </w:rPr>
+        <w:br/>
+      </w:r>
+      <w:r>
+        <w:rPr>
+          <w:rFonts w:ascii="맑은 고딕" w:hAnsi="맑은 고딕" w:eastAsia="맑은 고딕" w:cs="맑은 고딕"/>
+          <w:color w:val="000000"/>
+          <w:u w:val="single"/>
         </w:rPr>
         <w:t>⑩ 그럼에도 조사·단속행위가 공장 가동을 중단시키거나 이전하도록 압박할 목적으로 이루어져 부당하고 비례의 원칙을 위반하였다고 본 원심에는 국가배상책임에 관한 법리를 오해한 잘못이 있어, 원심판결 중 피고 안양시 패소 부분을 파기·환송하였다.</w:t>
       </w:r>

--- a/블로그글작성/판례/대기_대법원_시리즈/판례_대법원2020다270909_위법이반복됐다면집중단속만으로배상책임은없습니다.docx
+++ b/블로그글작성/판례/대기_대법원_시리즈/판례_대법원2020다270909_위법이반복됐다면집중단속만으로배상책임은없습니다.docx
@@ -16,7 +16,7 @@
           <w:color w:val="000000"/>
           <w:sz w:val="30"/>
         </w:rPr>
-        <w:t>위법이 반복됐다면 집중 단속만으로 배상책임은 없습니다</w:t>
+        <w:t>위법이 반복됐다면 집중 단속만으로 배상책임은 없습니다. (2020다270909)</w:t>
       </w:r>
     </w:p>
     <w:p>
@@ -47,12 +47,6 @@
         </w:rPr>
         <w:t>○ 재생아스콘 생산 이후 특정대기유해물질 검출·악취·먼지 민원이 이어지자 지방자치단체가 12개과 41명으로 T/F팀을 꾸려 25일간 19회 공장을 방문·단속한 사건입니다. 원심은 공장을 이전시키려는 부당한 목적의 과잉 단속이라며 배상책임을 인정했지만, 대법원은 그동안 실제로 위법행위가 반복되어 왔다면 조사·단속이 객관적 정당성을 잃었다고 보기 어렵다며 원심을 파기했습니다.</w:t>
       </w:r>
-    </w:p>
-    <w:p>
-      <w:pPr>
-        <w:autoSpaceDN w:val="0"/>
-        <w:autoSpaceDE w:val="0"/>
-      </w:pPr>
     </w:p>
     <w:p>
       <w:pPr>
@@ -220,12 +214,6 @@
       <w:pPr>
         <w:autoSpaceDN w:val="0"/>
         <w:autoSpaceDE w:val="0"/>
-      </w:pPr>
-    </w:p>
-    <w:p>
-      <w:pPr>
-        <w:autoSpaceDN w:val="0"/>
-        <w:autoSpaceDE w:val="0"/>
         <w:pStyle w:val="2"/>
       </w:pPr>
       <w:r>
@@ -558,6 +546,181 @@
       <w:pPr>
         <w:autoSpaceDN w:val="0"/>
         <w:autoSpaceDE w:val="0"/>
+        <w:pStyle w:val="2"/>
+        <w:spacing w:before="80"/>
+      </w:pPr>
+      <w:r>
+        <w:rPr>
+          <w:rFonts w:ascii="맑은 고딕" w:hAnsi="맑은 고딕" w:eastAsia="맑은 고딕" w:cs="맑은 고딕"/>
+          <w:color w:val="000000"/>
+        </w:rPr>
+        <w:t>2. 사실관계</w:t>
+      </w:r>
+    </w:p>
+    <w:p>
+      <w:pPr>
+        <w:autoSpaceDN w:val="0"/>
+        <w:autoSpaceDE w:val="0"/>
+      </w:pPr>
+      <w:r>
+        <w:rPr>
+          <w:rFonts w:ascii="맑은 고딕" w:hAnsi="맑은 고딕" w:eastAsia="맑은 고딕" w:cs="맑은 고딕"/>
+          <w:color w:val="000000"/>
+        </w:rPr>
+        <w:t>① 원고는 개발제한구역으로 지정된 부지에서 1984년부터 아스콘·레미콘 제조 공장을 운영하다가, 2002년 골재채취업을 등록하고 2004년 건설폐기물 중간처리업 허가를 받아 재생아스콘도 생산하기 시작하였다.</w:t>
+      </w:r>
+      <w:r>
+        <w:rPr>
+          <w:rFonts w:ascii="맑은 고딕" w:hAnsi="맑은 고딕" w:eastAsia="맑은 고딕" w:cs="맑은 고딕"/>
+          <w:color w:val="000000"/>
+        </w:rPr>
+        <w:br/>
+      </w:r>
+      <w:r>
+        <w:rPr>
+          <w:rFonts w:ascii="맑은 고딕" w:hAnsi="맑은 고딕" w:eastAsia="맑은 고딕" w:cs="맑은 고딕"/>
+          <w:color w:val="000000"/>
+        </w:rPr>
+        <w:br/>
+      </w:r>
+      <w:r>
+        <w:rPr>
+          <w:rFonts w:ascii="맑은 고딕" w:hAnsi="맑은 고딕" w:eastAsia="맑은 고딕" w:cs="맑은 고딕"/>
+          <w:color w:val="000000"/>
+        </w:rPr>
+        <w:t>② 원고 공장에서 약 100m 떨어진 곳에 1,800세대 규모의 아파트가 2001년 준공되었고, 약 200m 떨어진 곳에는 초등학교와 중학교가 있다.</w:t>
+      </w:r>
+      <w:r>
+        <w:rPr>
+          <w:rFonts w:ascii="맑은 고딕" w:hAnsi="맑은 고딕" w:eastAsia="맑은 고딕" w:cs="맑은 고딕"/>
+          <w:color w:val="000000"/>
+        </w:rPr>
+        <w:br/>
+      </w:r>
+      <w:r>
+        <w:rPr>
+          <w:rFonts w:ascii="맑은 고딕" w:hAnsi="맑은 고딕" w:eastAsia="맑은 고딕" w:cs="맑은 고딕"/>
+          <w:color w:val="000000"/>
+        </w:rPr>
+        <w:br/>
+      </w:r>
+      <w:r>
+        <w:rPr>
+          <w:rFonts w:ascii="맑은 고딕" w:hAnsi="맑은 고딕" w:eastAsia="맑은 고딕" w:cs="맑은 고딕"/>
+          <w:color w:val="000000"/>
+        </w:rPr>
+        <w:t>③ 원고가 재생아스콘을 생산한 이후 특정대기유해물질 검출, 악취와 먼지 발생, 과적 화물차량 등에 대한 주민 민원이 계속 제기되었다.</w:t>
+      </w:r>
+      <w:r>
+        <w:rPr>
+          <w:rFonts w:ascii="맑은 고딕" w:hAnsi="맑은 고딕" w:eastAsia="맑은 고딕" w:cs="맑은 고딕"/>
+          <w:color w:val="000000"/>
+        </w:rPr>
+        <w:br/>
+      </w:r>
+      <w:r>
+        <w:rPr>
+          <w:rFonts w:ascii="맑은 고딕" w:hAnsi="맑은 고딕" w:eastAsia="맑은 고딕" w:cs="맑은 고딕"/>
+          <w:color w:val="000000"/>
+        </w:rPr>
+        <w:br/>
+      </w:r>
+      <w:r>
+        <w:rPr>
+          <w:rFonts w:ascii="맑은 고딕" w:hAnsi="맑은 고딕" w:eastAsia="맑은 고딕" w:cs="맑은 고딕"/>
+          <w:color w:val="000000"/>
+        </w:rPr>
+        <w:t>④ 악취 측정결과의 기준치 초과가 4회에 이르자 피고 안양시의 시장은 2017. 6.경 원고의 공장을 악취방지법 제8조의2에 따른 신고대상 악취배출시설로 지정·고시하였다.</w:t>
+      </w:r>
+      <w:r>
+        <w:rPr>
+          <w:rFonts w:ascii="맑은 고딕" w:hAnsi="맑은 고딕" w:eastAsia="맑은 고딕" w:cs="맑은 고딕"/>
+          <w:color w:val="000000"/>
+        </w:rPr>
+        <w:br/>
+      </w:r>
+      <w:r>
+        <w:rPr>
+          <w:rFonts w:ascii="맑은 고딕" w:hAnsi="맑은 고딕" w:eastAsia="맑은 고딕" w:cs="맑은 고딕"/>
+          <w:color w:val="000000"/>
+        </w:rPr>
+        <w:br/>
+      </w:r>
+      <w:r>
+        <w:rPr>
+          <w:rFonts w:ascii="맑은 고딕" w:hAnsi="맑은 고딕" w:eastAsia="맑은 고딕" w:cs="맑은 고딕"/>
+          <w:color w:val="000000"/>
+        </w:rPr>
+        <w:t>⑤ 2017년 원고 공장 배출물질에서 벤조피렌과 다환방향족탄화수소류가 검출되자 경기도지사는 무허가 배출시설 설치·운영을 이유로 공장 사용중지를 명하였고, 원고는 방지시설을 추가 설치하여 2018. 3.경 재생아스콘 생산 영구 중단 등을 조건으로 대기배출시설 설치허가를 받았다.</w:t>
+      </w:r>
+      <w:r>
+        <w:rPr>
+          <w:rFonts w:ascii="맑은 고딕" w:hAnsi="맑은 고딕" w:eastAsia="맑은 고딕" w:cs="맑은 고딕"/>
+          <w:color w:val="000000"/>
+        </w:rPr>
+        <w:br/>
+      </w:r>
+      <w:r>
+        <w:rPr>
+          <w:rFonts w:ascii="맑은 고딕" w:hAnsi="맑은 고딕" w:eastAsia="맑은 고딕" w:cs="맑은 고딕"/>
+          <w:color w:val="000000"/>
+        </w:rPr>
+        <w:br/>
+      </w:r>
+      <w:r>
+        <w:rPr>
+          <w:rFonts w:ascii="맑은 고딕" w:hAnsi="맑은 고딕" w:eastAsia="맑은 고딕" w:cs="맑은 고딕"/>
+          <w:color w:val="000000"/>
+        </w:rPr>
+        <w:t>⑥ 피고 안양시는 12개과 소속 41명 공무원으로 T/F팀을 구성하여 2018. 3. 12.부터 4. 5.까지 원고의 공장이나 그 주변을 19회 방문하여 조사 및 단속을 실시하였고, 그 과정에서 무신고 골재 파쇄 등이 확인되어 원고는 6개월 영업정지 처분을 받았다.</w:t>
+      </w:r>
+      <w:r>
+        <w:rPr>
+          <w:rFonts w:ascii="맑은 고딕" w:hAnsi="맑은 고딕" w:eastAsia="맑은 고딕" w:cs="맑은 고딕"/>
+          <w:color w:val="000000"/>
+        </w:rPr>
+        <w:br/>
+      </w:r>
+      <w:r>
+        <w:rPr>
+          <w:rFonts w:ascii="맑은 고딕" w:hAnsi="맑은 고딕" w:eastAsia="맑은 고딕" w:cs="맑은 고딕"/>
+          <w:color w:val="000000"/>
+        </w:rPr>
+        <w:br/>
+      </w:r>
+      <w:r>
+        <w:rPr>
+          <w:rFonts w:ascii="맑은 고딕" w:hAnsi="맑은 고딕" w:eastAsia="맑은 고딕" w:cs="맑은 고딕"/>
+          <w:color w:val="000000"/>
+        </w:rPr>
+        <w:t>⑦ 원고는 2006년경부터 무신고 골재 선별·파쇄로 여러 차례 처벌받고도 이를 계속하였고, 비산먼지 억제조치 미이행으로 수차례 적발되었으며, 2012년경 적발된 토양오염 정화 조치도 2018. 3.경까지 이행하지 않았다.</w:t>
+      </w:r>
+      <w:r>
+        <w:rPr>
+          <w:rFonts w:ascii="맑은 고딕" w:hAnsi="맑은 고딕" w:eastAsia="맑은 고딕" w:cs="맑은 고딕"/>
+          <w:color w:val="000000"/>
+        </w:rPr>
+        <w:br/>
+      </w:r>
+      <w:r>
+        <w:rPr>
+          <w:rFonts w:ascii="맑은 고딕" w:hAnsi="맑은 고딕" w:eastAsia="맑은 고딕" w:cs="맑은 고딕"/>
+          <w:color w:val="000000"/>
+        </w:rPr>
+        <w:br/>
+      </w:r>
+      <w:r>
+        <w:rPr>
+          <w:rFonts w:ascii="맑은 고딕" w:hAnsi="맑은 고딕" w:eastAsia="맑은 고딕" w:cs="맑은 고딕"/>
+          <w:color w:val="000000"/>
+        </w:rPr>
+        <w:t>⑧ 원고는 이 조사·단속행위가 공장을 이전시키려는 부당한 목적에서 이루어졌다며 국가배상을 청구하였고, 원심은 이를 받아들였다.</w:t>
+      </w:r>
+    </w:p>
+    <w:p>
+      <w:pPr>
+        <w:autoSpaceDN w:val="0"/>
+        <w:autoSpaceDE w:val="0"/>
       </w:pPr>
     </w:p>
     <w:p>
@@ -572,7 +735,7 @@
           <w:rFonts w:ascii="맑은 고딕" w:hAnsi="맑은 고딕" w:eastAsia="맑은 고딕" w:cs="맑은 고딕"/>
           <w:color w:val="000000"/>
         </w:rPr>
-        <w:t>2. 사실관계</w:t>
+        <w:t>3. 쟁점</w:t>
       </w:r>
     </w:p>
     <w:p>
@@ -584,162 +747,10 @@
         <w:rPr>
           <w:rFonts w:ascii="맑은 고딕" w:hAnsi="맑은 고딕" w:eastAsia="맑은 고딕" w:cs="맑은 고딕"/>
           <w:color w:val="000000"/>
-        </w:rPr>
-        <w:t>① 원고는 개발제한구역으로 지정된 부지에서 1984년부터 아스콘·레미콘 제조 공장을 운영하다가, 2002년 골재채취업을 등록하고 2004년 건설폐기물 중간처리업 허가를 받아 재생아스콘도 생산하기 시작하였다.</w:t>
-      </w:r>
-      <w:r>
-        <w:rPr>
-          <w:rFonts w:ascii="맑은 고딕" w:hAnsi="맑은 고딕" w:eastAsia="맑은 고딕" w:cs="맑은 고딕"/>
-          <w:color w:val="000000"/>
-        </w:rPr>
-        <w:br/>
-      </w:r>
-      <w:r>
-        <w:rPr>
-          <w:rFonts w:ascii="맑은 고딕" w:hAnsi="맑은 고딕" w:eastAsia="맑은 고딕" w:cs="맑은 고딕"/>
-          <w:color w:val="000000"/>
-        </w:rPr>
-        <w:br/>
-      </w:r>
-      <w:r>
-        <w:rPr>
-          <w:rFonts w:ascii="맑은 고딕" w:hAnsi="맑은 고딕" w:eastAsia="맑은 고딕" w:cs="맑은 고딕"/>
-          <w:color w:val="000000"/>
-        </w:rPr>
-        <w:t>② 원고 공장에서 약 100m 떨어진 곳에 1,800세대 규모의 아파트가 2001년 준공되었고, 약 200m 떨어진 곳에는 초등학교와 중학교가 있다.</w:t>
-      </w:r>
-      <w:r>
-        <w:rPr>
-          <w:rFonts w:ascii="맑은 고딕" w:hAnsi="맑은 고딕" w:eastAsia="맑은 고딕" w:cs="맑은 고딕"/>
-          <w:color w:val="000000"/>
-        </w:rPr>
-        <w:br/>
-      </w:r>
-      <w:r>
-        <w:rPr>
-          <w:rFonts w:ascii="맑은 고딕" w:hAnsi="맑은 고딕" w:eastAsia="맑은 고딕" w:cs="맑은 고딕"/>
-          <w:color w:val="000000"/>
-        </w:rPr>
-        <w:br/>
-      </w:r>
-      <w:r>
-        <w:rPr>
-          <w:rFonts w:ascii="맑은 고딕" w:hAnsi="맑은 고딕" w:eastAsia="맑은 고딕" w:cs="맑은 고딕"/>
-          <w:color w:val="000000"/>
-        </w:rPr>
-        <w:t>③ 원고가 재생아스콘을 생산한 이후 특정대기유해물질 검출, 악취와 먼지 발생, 과적 화물차량 등에 대한 주민 민원이 계속 제기되었다.</w:t>
-      </w:r>
-      <w:r>
-        <w:rPr>
-          <w:rFonts w:ascii="맑은 고딕" w:hAnsi="맑은 고딕" w:eastAsia="맑은 고딕" w:cs="맑은 고딕"/>
-          <w:color w:val="000000"/>
-        </w:rPr>
-        <w:br/>
-      </w:r>
-      <w:r>
-        <w:rPr>
-          <w:rFonts w:ascii="맑은 고딕" w:hAnsi="맑은 고딕" w:eastAsia="맑은 고딕" w:cs="맑은 고딕"/>
-          <w:color w:val="000000"/>
-        </w:rPr>
-        <w:br/>
-      </w:r>
-      <w:r>
-        <w:rPr>
-          <w:rFonts w:ascii="맑은 고딕" w:hAnsi="맑은 고딕" w:eastAsia="맑은 고딕" w:cs="맑은 고딕"/>
-          <w:color w:val="000000"/>
-        </w:rPr>
-        <w:t>④ 악취 측정결과의 기준치 초과가 4회에 이르자 피고 안양시의 시장은 2017. 6.경 원고의 공장을 악취방지법 제8조의2에 따른 신고대상 악취배출시설로 지정·고시하였다.</w:t>
-      </w:r>
-      <w:r>
-        <w:rPr>
-          <w:rFonts w:ascii="맑은 고딕" w:hAnsi="맑은 고딕" w:eastAsia="맑은 고딕" w:cs="맑은 고딕"/>
-          <w:color w:val="000000"/>
-        </w:rPr>
-        <w:br/>
-      </w:r>
-      <w:r>
-        <w:rPr>
-          <w:rFonts w:ascii="맑은 고딕" w:hAnsi="맑은 고딕" w:eastAsia="맑은 고딕" w:cs="맑은 고딕"/>
-          <w:color w:val="000000"/>
-        </w:rPr>
-        <w:br/>
-      </w:r>
-      <w:r>
-        <w:rPr>
-          <w:rFonts w:ascii="맑은 고딕" w:hAnsi="맑은 고딕" w:eastAsia="맑은 고딕" w:cs="맑은 고딕"/>
-          <w:color w:val="000000"/>
-        </w:rPr>
-        <w:t>⑤ 2017년 원고 공장 배출물질에서 벤조피렌과 다환방향족탄화수소류가 검출되자 경기도지사는 무허가 배출시설 설치·운영을 이유로 공장 사용중지를 명하였고, 원고는 방지시설을 추가 설치하여 2018. 3.경 재생아스콘 생산 영구 중단 등을 조건으로 대기배출시설 설치허가를 받았다.</w:t>
-      </w:r>
-      <w:r>
-        <w:rPr>
-          <w:rFonts w:ascii="맑은 고딕" w:hAnsi="맑은 고딕" w:eastAsia="맑은 고딕" w:cs="맑은 고딕"/>
-          <w:color w:val="000000"/>
-        </w:rPr>
-        <w:br/>
-      </w:r>
-      <w:r>
-        <w:rPr>
-          <w:rFonts w:ascii="맑은 고딕" w:hAnsi="맑은 고딕" w:eastAsia="맑은 고딕" w:cs="맑은 고딕"/>
-          <w:color w:val="000000"/>
-        </w:rPr>
-        <w:br/>
-      </w:r>
-      <w:r>
-        <w:rPr>
-          <w:rFonts w:ascii="맑은 고딕" w:hAnsi="맑은 고딕" w:eastAsia="맑은 고딕" w:cs="맑은 고딕"/>
-          <w:color w:val="000000"/>
-        </w:rPr>
-        <w:t>⑥ 피고 안양시는 12개과 소속 41명 공무원으로 T/F팀을 구성하여 2018. 3. 12.부터 4. 5.까지 원고의 공장이나 그 주변을 19회 방문하여 조사 및 단속을 실시하였고, 그 과정에서 무신고 골재 파쇄 등이 확인되어 원고는 6개월 영업정지 처분을 받았다.</w:t>
-      </w:r>
-      <w:r>
-        <w:rPr>
-          <w:rFonts w:ascii="맑은 고딕" w:hAnsi="맑은 고딕" w:eastAsia="맑은 고딕" w:cs="맑은 고딕"/>
-          <w:color w:val="000000"/>
-        </w:rPr>
-        <w:br/>
-      </w:r>
-      <w:r>
-        <w:rPr>
-          <w:rFonts w:ascii="맑은 고딕" w:hAnsi="맑은 고딕" w:eastAsia="맑은 고딕" w:cs="맑은 고딕"/>
-          <w:color w:val="000000"/>
-        </w:rPr>
-        <w:br/>
-      </w:r>
-      <w:r>
-        <w:rPr>
-          <w:rFonts w:ascii="맑은 고딕" w:hAnsi="맑은 고딕" w:eastAsia="맑은 고딕" w:cs="맑은 고딕"/>
-          <w:color w:val="000000"/>
-        </w:rPr>
-        <w:t>⑦ 원고는 2006년경부터 무신고 골재 선별·파쇄로 여러 차례 처벌받고도 이를 계속하였고, 비산먼지 억제조치 미이행으로 수차례 적발되었으며, 2012년경 적발된 토양오염 정화 조치도 2018. 3.경까지 이행하지 않았다.</w:t>
-      </w:r>
-      <w:r>
-        <w:rPr>
-          <w:rFonts w:ascii="맑은 고딕" w:hAnsi="맑은 고딕" w:eastAsia="맑은 고딕" w:cs="맑은 고딕"/>
-          <w:color w:val="000000"/>
-        </w:rPr>
-        <w:br/>
-      </w:r>
-      <w:r>
-        <w:rPr>
-          <w:rFonts w:ascii="맑은 고딕" w:hAnsi="맑은 고딕" w:eastAsia="맑은 고딕" w:cs="맑은 고딕"/>
-          <w:color w:val="000000"/>
-        </w:rPr>
-        <w:br/>
-      </w:r>
-      <w:r>
-        <w:rPr>
-          <w:rFonts w:ascii="맑은 고딕" w:hAnsi="맑은 고딕" w:eastAsia="맑은 고딕" w:cs="맑은 고딕"/>
-          <w:color w:val="000000"/>
-        </w:rPr>
-        <w:t>⑧ 원고는 이 조사·단속행위가 공장을 이전시키려는 부당한 목적에서 이루어졌다며 국가배상을 청구하였고, 원심은 이를 받아들였다.</w:t>
-      </w:r>
-    </w:p>
-    <w:p>
-      <w:pPr>
-        <w:autoSpaceDN w:val="0"/>
-        <w:autoSpaceDE w:val="0"/>
-      </w:pPr>
+          <w:u w:val="single"/>
+        </w:rPr>
+        <w:t>이 사건의 쟁점은, 지방자치단체가 환경 관련 민원에 대응하여 집중적인 조사·단속을 실시한 것이 국가배상법 제2조 제1항의 ‘법령 위반’, 즉 객관적 정당성을 상실한 행위에 해당하는지 여부이다.</w:t>
+      </w:r>
     </w:p>
     <w:p>
       <w:pPr>
@@ -759,7 +770,7 @@
           <w:rFonts w:ascii="맑은 고딕" w:hAnsi="맑은 고딕" w:eastAsia="맑은 고딕" w:cs="맑은 고딕"/>
           <w:color w:val="000000"/>
         </w:rPr>
-        <w:t>3. 쟁점</w:t>
+        <w:t>4. 판단</w:t>
       </w:r>
     </w:p>
     <w:p>
@@ -771,49 +782,31 @@
         <w:rPr>
           <w:rFonts w:ascii="맑은 고딕" w:hAnsi="맑은 고딕" w:eastAsia="맑은 고딕" w:cs="맑은 고딕"/>
           <w:color w:val="000000"/>
+        </w:rPr>
+        <w:t>① 국가배상책임에서 ‘법령 위반’이란 엄격한 의미의 법령 위반뿐 아니라 인권존중, 권력남용금지, 신의성실, 공서양속 등의 위반도 포함하여 널리 그 행위가 객관적인 정당성을 결여하고 있음을 의미한다.</w:t>
+      </w:r>
+      <w:r>
+        <w:rPr>
+          <w:rFonts w:ascii="맑은 고딕" w:hAnsi="맑은 고딕" w:eastAsia="맑은 고딕" w:cs="맑은 고딕"/>
+          <w:color w:val="000000"/>
+        </w:rPr>
+        <w:br/>
+      </w:r>
+      <w:r>
+        <w:rPr>
+          <w:rFonts w:ascii="맑은 고딕" w:hAnsi="맑은 고딕" w:eastAsia="맑은 고딕" w:cs="맑은 고딕"/>
+          <w:color w:val="000000"/>
+        </w:rPr>
+        <w:br/>
+      </w:r>
+      <w:r>
+        <w:rPr>
+          <w:rFonts w:ascii="맑은 고딕" w:hAnsi="맑은 고딕" w:eastAsia="맑은 고딕" w:cs="맑은 고딕"/>
+          <w:b/>
+          <w:color w:val="000000"/>
           <w:u w:val="single"/>
         </w:rPr>
-        <w:t>이 사건의 쟁점은, 지방자치단체가 환경 관련 민원에 대응하여 집중적인 조사·단속을 실시한 것이 국가배상법 제2조 제1항의 ‘법령 위반’, 즉 객관적 정당성을 상실한 행위에 해당하는지 여부이다.</w:t>
-      </w:r>
-    </w:p>
-    <w:p>
-      <w:pPr>
-        <w:autoSpaceDN w:val="0"/>
-        <w:autoSpaceDE w:val="0"/>
-      </w:pPr>
-    </w:p>
-    <w:p>
-      <w:pPr>
-        <w:autoSpaceDN w:val="0"/>
-        <w:autoSpaceDE w:val="0"/>
-      </w:pPr>
-    </w:p>
-    <w:p>
-      <w:pPr>
-        <w:autoSpaceDN w:val="0"/>
-        <w:autoSpaceDE w:val="0"/>
-        <w:pStyle w:val="2"/>
-        <w:spacing w:before="80"/>
-      </w:pPr>
-      <w:r>
-        <w:rPr>
-          <w:rFonts w:ascii="맑은 고딕" w:hAnsi="맑은 고딕" w:eastAsia="맑은 고딕" w:cs="맑은 고딕"/>
-          <w:color w:val="000000"/>
-        </w:rPr>
-        <w:t>4. 판단</w:t>
-      </w:r>
-    </w:p>
-    <w:p>
-      <w:pPr>
-        <w:autoSpaceDN w:val="0"/>
-        <w:autoSpaceDE w:val="0"/>
-      </w:pPr>
-      <w:r>
-        <w:rPr>
-          <w:rFonts w:ascii="맑은 고딕" w:hAnsi="맑은 고딕" w:eastAsia="맑은 고딕" w:cs="맑은 고딕"/>
-          <w:color w:val="000000"/>
-        </w:rPr>
-        <w:t>① 국가배상책임에서 ‘법령 위반’이란 엄격한 의미의 법령 위반뿐 아니라 인권존중, 권력남용금지, 신의성실, 공서양속 등의 위반도 포함하여 널리 그 행위가 객관적인 정당성을 결여하고 있음을 의미한다.</w:t>
+        <w:t>② 객관적 정당성을 상실하였는지는 피침해이익의 종류 및 성질, 침해행위가 되는 행정처분의 태양 및 그 원인, 행정처분의 발동에 대한 피해자 측의 관여의 유무와 정도, 손해의 정도 등 제반 사정을 종합하여 손해의 전보책임을 지방자치단체에 부담시켜야 할 실질적인 이유가 있는지에 의하여 판단하여야 한다.</w:t>
       </w:r>
       <w:r>
         <w:rPr>
@@ -832,187 +825,158 @@
       <w:r>
         <w:rPr>
           <w:rFonts w:ascii="맑은 고딕" w:hAnsi="맑은 고딕" w:eastAsia="맑은 고딕" w:cs="맑은 고딕"/>
-          <w:b/>
+          <w:color w:val="000000"/>
+        </w:rPr>
+        <w:t>③ 피고 안양시의 시장은 환경정책기본법, 대기환경보전법, 악취방지법, 골재채취법, 도로교통법, 도로법 등 관련 법령에 따라 원고 공장이나 그 주변에서 발생 가능한 위법행위를 지도하거나 조사할 권한이 있다.</w:t>
+      </w:r>
+      <w:r>
+        <w:rPr>
+          <w:rFonts w:ascii="맑은 고딕" w:hAnsi="맑은 고딕" w:eastAsia="맑은 고딕" w:cs="맑은 고딕"/>
+          <w:color w:val="000000"/>
+        </w:rPr>
+        <w:br/>
+      </w:r>
+      <w:r>
+        <w:rPr>
+          <w:rFonts w:ascii="맑은 고딕" w:hAnsi="맑은 고딕" w:eastAsia="맑은 고딕" w:cs="맑은 고딕"/>
+          <w:color w:val="000000"/>
+        </w:rPr>
+        <w:br/>
+      </w:r>
+      <w:r>
+        <w:rPr>
+          <w:rFonts w:ascii="맑은 고딕" w:hAnsi="맑은 고딕" w:eastAsia="맑은 고딕" w:cs="맑은 고딕"/>
+          <w:color w:val="000000"/>
+        </w:rPr>
+        <w:t>④ 이 사건 조사·단속행위 전부터 원고의 공장과 그 주변에서는 악취 발생 외에도 대기환경보전법 위반, 골재채취법 위반, 오염토양 정화 조치 불이행, 개발제한구역에서의 불법 증축, 과적 화물차량 출입과 비산먼지 발생 등 여러 위법행위가 계속되어 왔다.</w:t>
+      </w:r>
+      <w:r>
+        <w:rPr>
+          <w:rFonts w:ascii="맑은 고딕" w:hAnsi="맑은 고딕" w:eastAsia="맑은 고딕" w:cs="맑은 고딕"/>
+          <w:color w:val="000000"/>
+        </w:rPr>
+        <w:br/>
+      </w:r>
+      <w:r>
+        <w:rPr>
+          <w:rFonts w:ascii="맑은 고딕" w:hAnsi="맑은 고딕" w:eastAsia="맑은 고딕" w:cs="맑은 고딕"/>
+          <w:color w:val="000000"/>
+        </w:rPr>
+        <w:br/>
+      </w:r>
+      <w:r>
+        <w:rPr>
+          <w:rFonts w:ascii="맑은 고딕" w:hAnsi="맑은 고딕" w:eastAsia="맑은 고딕" w:cs="맑은 고딕"/>
+          <w:color w:val="000000"/>
+        </w:rPr>
+        <w:t>⑤ 이러한 반복적 위법행위에 대하여 법령상 규제 권한에 근거하여 조사·단속한 것을 두고, 행정목적을 도외시한 채 다른 부당한 목적이 있었다고 단정하기 어렵다.</w:t>
+      </w:r>
+      <w:r>
+        <w:rPr>
+          <w:rFonts w:ascii="맑은 고딕" w:hAnsi="맑은 고딕" w:eastAsia="맑은 고딕" w:cs="맑은 고딕"/>
+          <w:color w:val="000000"/>
+        </w:rPr>
+        <w:br/>
+      </w:r>
+      <w:r>
+        <w:rPr>
+          <w:rFonts w:ascii="맑은 고딕" w:hAnsi="맑은 고딕" w:eastAsia="맑은 고딕" w:cs="맑은 고딕"/>
+          <w:color w:val="000000"/>
+        </w:rPr>
+        <w:br/>
+      </w:r>
+      <w:r>
+        <w:rPr>
+          <w:rFonts w:ascii="맑은 고딕" w:hAnsi="맑은 고딕" w:eastAsia="맑은 고딕" w:cs="맑은 고딕"/>
+          <w:color w:val="000000"/>
+        </w:rPr>
+        <w:t>⑥ 악취는 환경오염의 하나로서 주민의 건강과 생활환경에 영향을 미치므로, 주민 의견을 청취하여 행정에 반영하고 관할구역 내 악취배출시설을 조사하는 것은 환경정책기본법과 악취방지법의 입법 취지에 부합하는 행정활동이다.</w:t>
+      </w:r>
+      <w:r>
+        <w:rPr>
+          <w:rFonts w:ascii="맑은 고딕" w:hAnsi="맑은 고딕" w:eastAsia="맑은 고딕" w:cs="맑은 고딕"/>
+          <w:color w:val="000000"/>
+        </w:rPr>
+        <w:br/>
+      </w:r>
+      <w:r>
+        <w:rPr>
+          <w:rFonts w:ascii="맑은 고딕" w:hAnsi="맑은 고딕" w:eastAsia="맑은 고딕" w:cs="맑은 고딕"/>
+          <w:color w:val="000000"/>
+        </w:rPr>
+        <w:br/>
+      </w:r>
+      <w:r>
+        <w:rPr>
+          <w:rFonts w:ascii="맑은 고딕" w:hAnsi="맑은 고딕" w:eastAsia="맑은 고딕" w:cs="맑은 고딕"/>
+          <w:color w:val="000000"/>
+        </w:rPr>
+        <w:t>⑦ 악취 민원이 수년간 지속되고 복합악취나 지정악취물질이 3회 이상 배출허용기준을 초과하여 악취배출시설로 지정되었다는 것은 악취의 정도가 주민의 건강 및 일상생활에 상당한 지장을 끼치는 수준에 이르렀음을 의미하므로, 예방적·관리적 조치의 필요성도 컸다.</w:t>
+      </w:r>
+      <w:r>
+        <w:rPr>
+          <w:rFonts w:ascii="맑은 고딕" w:hAnsi="맑은 고딕" w:eastAsia="맑은 고딕" w:cs="맑은 고딕"/>
+          <w:color w:val="000000"/>
+        </w:rPr>
+        <w:br/>
+      </w:r>
+      <w:r>
+        <w:rPr>
+          <w:rFonts w:ascii="맑은 고딕" w:hAnsi="맑은 고딕" w:eastAsia="맑은 고딕" w:cs="맑은 고딕"/>
+          <w:color w:val="000000"/>
+        </w:rPr>
+        <w:br/>
+      </w:r>
+      <w:r>
+        <w:rPr>
+          <w:rFonts w:ascii="맑은 고딕" w:hAnsi="맑은 고딕" w:eastAsia="맑은 고딕" w:cs="맑은 고딕"/>
+          <w:color w:val="000000"/>
+        </w:rPr>
+        <w:t>⑧ 경기도지사가 대기배출시설 설치허가를 하였더라도 악취 억제 조치가 여전히 미흡하다고 판단한 피고 안양시로서는 공장 가동이나 악취 배출을 감시할 필요가 있었다고 판단된다. 악취는 일단 배출되면 확산과 피해를 막기 어렵기 때문이다.</w:t>
+      </w:r>
+      <w:r>
+        <w:rPr>
+          <w:rFonts w:ascii="맑은 고딕" w:hAnsi="맑은 고딕" w:eastAsia="맑은 고딕" w:cs="맑은 고딕"/>
+          <w:color w:val="000000"/>
+        </w:rPr>
+        <w:br/>
+      </w:r>
+      <w:r>
+        <w:rPr>
+          <w:rFonts w:ascii="맑은 고딕" w:hAnsi="맑은 고딕" w:eastAsia="맑은 고딕" w:cs="맑은 고딕"/>
+          <w:color w:val="000000"/>
+        </w:rPr>
+        <w:br/>
+      </w:r>
+      <w:r>
+        <w:rPr>
+          <w:rFonts w:ascii="맑은 고딕" w:hAnsi="맑은 고딕" w:eastAsia="맑은 고딕" w:cs="맑은 고딕"/>
+          <w:color w:val="000000"/>
+        </w:rPr>
+        <w:t>⑨ 일부 공무원이 민원 응대 과정에서 부적절한 표현을 사용하였다는 점만으로 부당한 목적이 있었다고 단정할 수 없고, 행정기관이 사업자의 영업권과 국민의 환경권 사이의 이해관계를 조정한 결과 영업에 불이익이 생겼다는 사정만으로 비례의 원칙을 위반했다고 단정할 수도 없다.</w:t>
+      </w:r>
+      <w:r>
+        <w:rPr>
+          <w:rFonts w:ascii="맑은 고딕" w:hAnsi="맑은 고딕" w:eastAsia="맑은 고딕" w:cs="맑은 고딕"/>
+          <w:color w:val="000000"/>
+        </w:rPr>
+        <w:br/>
+      </w:r>
+      <w:r>
+        <w:rPr>
+          <w:rFonts w:ascii="맑은 고딕" w:hAnsi="맑은 고딕" w:eastAsia="맑은 고딕" w:cs="맑은 고딕"/>
+          <w:color w:val="000000"/>
+        </w:rPr>
+        <w:br/>
+      </w:r>
+      <w:r>
+        <w:rPr>
+          <w:rFonts w:ascii="맑은 고딕" w:hAnsi="맑은 고딕" w:eastAsia="맑은 고딕" w:cs="맑은 고딕"/>
           <w:color w:val="000000"/>
           <w:u w:val="single"/>
         </w:rPr>
-        <w:t>② 객관적 정당성을 상실하였는지는 피침해이익의 종류 및 성질, 침해행위가 되는 행정처분의 태양 및 그 원인, 행정처분의 발동에 대한 피해자 측의 관여의 유무와 정도, 손해의 정도 등 제반 사정을 종합하여 손해의 전보책임을 지방자치단체에 부담시켜야 할 실질적인 이유가 있는지에 의하여 판단하여야 한다.</w:t>
-      </w:r>
-      <w:r>
-        <w:rPr>
-          <w:rFonts w:ascii="맑은 고딕" w:hAnsi="맑은 고딕" w:eastAsia="맑은 고딕" w:cs="맑은 고딕"/>
-          <w:color w:val="000000"/>
-        </w:rPr>
-        <w:br/>
-      </w:r>
-      <w:r>
-        <w:rPr>
-          <w:rFonts w:ascii="맑은 고딕" w:hAnsi="맑은 고딕" w:eastAsia="맑은 고딕" w:cs="맑은 고딕"/>
-          <w:color w:val="000000"/>
-        </w:rPr>
-        <w:br/>
-      </w:r>
-      <w:r>
-        <w:rPr>
-          <w:rFonts w:ascii="맑은 고딕" w:hAnsi="맑은 고딕" w:eastAsia="맑은 고딕" w:cs="맑은 고딕"/>
-          <w:color w:val="000000"/>
-        </w:rPr>
-        <w:t>③ 피고 안양시의 시장은 환경정책기본법, 대기환경보전법, 악취방지법, 골재채취법, 도로교통법, 도로법 등 관련 법령에 따라 원고 공장이나 그 주변에서 발생 가능한 위법행위를 지도하거나 조사할 권한이 있다.</w:t>
-      </w:r>
-      <w:r>
-        <w:rPr>
-          <w:rFonts w:ascii="맑은 고딕" w:hAnsi="맑은 고딕" w:eastAsia="맑은 고딕" w:cs="맑은 고딕"/>
-          <w:color w:val="000000"/>
-        </w:rPr>
-        <w:br/>
-      </w:r>
-      <w:r>
-        <w:rPr>
-          <w:rFonts w:ascii="맑은 고딕" w:hAnsi="맑은 고딕" w:eastAsia="맑은 고딕" w:cs="맑은 고딕"/>
-          <w:color w:val="000000"/>
-        </w:rPr>
-        <w:br/>
-      </w:r>
-      <w:r>
-        <w:rPr>
-          <w:rFonts w:ascii="맑은 고딕" w:hAnsi="맑은 고딕" w:eastAsia="맑은 고딕" w:cs="맑은 고딕"/>
-          <w:color w:val="000000"/>
-        </w:rPr>
-        <w:t>④ 이 사건 조사·단속행위 전부터 원고의 공장과 그 주변에서는 악취 발생 외에도 대기환경보전법 위반, 골재채취법 위반, 오염토양 정화 조치 불이행, 개발제한구역에서의 불법 증축, 과적 화물차량 출입과 비산먼지 발생 등 여러 위법행위가 계속되어 왔다.</w:t>
-      </w:r>
-      <w:r>
-        <w:rPr>
-          <w:rFonts w:ascii="맑은 고딕" w:hAnsi="맑은 고딕" w:eastAsia="맑은 고딕" w:cs="맑은 고딕"/>
-          <w:color w:val="000000"/>
-        </w:rPr>
-        <w:br/>
-      </w:r>
-      <w:r>
-        <w:rPr>
-          <w:rFonts w:ascii="맑은 고딕" w:hAnsi="맑은 고딕" w:eastAsia="맑은 고딕" w:cs="맑은 고딕"/>
-          <w:color w:val="000000"/>
-        </w:rPr>
-        <w:br/>
-      </w:r>
-      <w:r>
-        <w:rPr>
-          <w:rFonts w:ascii="맑은 고딕" w:hAnsi="맑은 고딕" w:eastAsia="맑은 고딕" w:cs="맑은 고딕"/>
-          <w:color w:val="000000"/>
-        </w:rPr>
-        <w:t>⑤ 이러한 반복적 위법행위에 대하여 법령상 규제 권한에 근거하여 조사·단속한 것을 두고, 행정목적을 도외시한 채 다른 부당한 목적이 있었다고 단정하기 어렵다.</w:t>
-      </w:r>
-      <w:r>
-        <w:rPr>
-          <w:rFonts w:ascii="맑은 고딕" w:hAnsi="맑은 고딕" w:eastAsia="맑은 고딕" w:cs="맑은 고딕"/>
-          <w:color w:val="000000"/>
-        </w:rPr>
-        <w:br/>
-      </w:r>
-      <w:r>
-        <w:rPr>
-          <w:rFonts w:ascii="맑은 고딕" w:hAnsi="맑은 고딕" w:eastAsia="맑은 고딕" w:cs="맑은 고딕"/>
-          <w:color w:val="000000"/>
-        </w:rPr>
-        <w:br/>
-      </w:r>
-      <w:r>
-        <w:rPr>
-          <w:rFonts w:ascii="맑은 고딕" w:hAnsi="맑은 고딕" w:eastAsia="맑은 고딕" w:cs="맑은 고딕"/>
-          <w:color w:val="000000"/>
-        </w:rPr>
-        <w:t>⑥ 악취는 환경오염의 하나로서 주민의 건강과 생활환경에 영향을 미치므로, 주민 의견을 청취하여 행정에 반영하고 관할구역 내 악취배출시설을 조사하는 것은 환경정책기본법과 악취방지법의 입법 취지에 부합하는 행정활동이다.</w:t>
-      </w:r>
-      <w:r>
-        <w:rPr>
-          <w:rFonts w:ascii="맑은 고딕" w:hAnsi="맑은 고딕" w:eastAsia="맑은 고딕" w:cs="맑은 고딕"/>
-          <w:color w:val="000000"/>
-        </w:rPr>
-        <w:br/>
-      </w:r>
-      <w:r>
-        <w:rPr>
-          <w:rFonts w:ascii="맑은 고딕" w:hAnsi="맑은 고딕" w:eastAsia="맑은 고딕" w:cs="맑은 고딕"/>
-          <w:color w:val="000000"/>
-        </w:rPr>
-        <w:br/>
-      </w:r>
-      <w:r>
-        <w:rPr>
-          <w:rFonts w:ascii="맑은 고딕" w:hAnsi="맑은 고딕" w:eastAsia="맑은 고딕" w:cs="맑은 고딕"/>
-          <w:color w:val="000000"/>
-        </w:rPr>
-        <w:t>⑦ 악취 민원이 수년간 지속되고 복합악취나 지정악취물질이 3회 이상 배출허용기준을 초과하여 악취배출시설로 지정되었다는 것은 악취의 정도가 주민의 건강 및 일상생활에 상당한 지장을 끼치는 수준에 이르렀음을 의미하므로, 예방적·관리적 조치의 필요성도 컸다.</w:t>
-      </w:r>
-      <w:r>
-        <w:rPr>
-          <w:rFonts w:ascii="맑은 고딕" w:hAnsi="맑은 고딕" w:eastAsia="맑은 고딕" w:cs="맑은 고딕"/>
-          <w:color w:val="000000"/>
-        </w:rPr>
-        <w:br/>
-      </w:r>
-      <w:r>
-        <w:rPr>
-          <w:rFonts w:ascii="맑은 고딕" w:hAnsi="맑은 고딕" w:eastAsia="맑은 고딕" w:cs="맑은 고딕"/>
-          <w:color w:val="000000"/>
-        </w:rPr>
-        <w:br/>
-      </w:r>
-      <w:r>
-        <w:rPr>
-          <w:rFonts w:ascii="맑은 고딕" w:hAnsi="맑은 고딕" w:eastAsia="맑은 고딕" w:cs="맑은 고딕"/>
-          <w:color w:val="000000"/>
-        </w:rPr>
-        <w:t>⑧ 경기도지사가 대기배출시설 설치허가를 하였더라도 악취 억제 조치가 여전히 미흡하다고 판단한 피고 안양시로서는 공장 가동이나 악취 배출을 감시할 필요가 있었다고 판단된다. 악취는 일단 배출되면 확산과 피해를 막기 어렵기 때문이다.</w:t>
-      </w:r>
-      <w:r>
-        <w:rPr>
-          <w:rFonts w:ascii="맑은 고딕" w:hAnsi="맑은 고딕" w:eastAsia="맑은 고딕" w:cs="맑은 고딕"/>
-          <w:color w:val="000000"/>
-        </w:rPr>
-        <w:br/>
-      </w:r>
-      <w:r>
-        <w:rPr>
-          <w:rFonts w:ascii="맑은 고딕" w:hAnsi="맑은 고딕" w:eastAsia="맑은 고딕" w:cs="맑은 고딕"/>
-          <w:color w:val="000000"/>
-        </w:rPr>
-        <w:br/>
-      </w:r>
-      <w:r>
-        <w:rPr>
-          <w:rFonts w:ascii="맑은 고딕" w:hAnsi="맑은 고딕" w:eastAsia="맑은 고딕" w:cs="맑은 고딕"/>
-          <w:color w:val="000000"/>
-        </w:rPr>
-        <w:t>⑨ 일부 공무원이 민원 응대 과정에서 부적절한 표현을 사용하였다는 점만으로 부당한 목적이 있었다고 단정할 수 없고, 행정기관이 사업자의 영업권과 국민의 환경권 사이의 이해관계를 조정한 결과 영업에 불이익이 생겼다는 사정만으로 비례의 원칙을 위반했다고 단정할 수도 없다.</w:t>
-      </w:r>
-      <w:r>
-        <w:rPr>
-          <w:rFonts w:ascii="맑은 고딕" w:hAnsi="맑은 고딕" w:eastAsia="맑은 고딕" w:cs="맑은 고딕"/>
-          <w:color w:val="000000"/>
-        </w:rPr>
-        <w:br/>
-      </w:r>
-      <w:r>
-        <w:rPr>
-          <w:rFonts w:ascii="맑은 고딕" w:hAnsi="맑은 고딕" w:eastAsia="맑은 고딕" w:cs="맑은 고딕"/>
-          <w:color w:val="000000"/>
-        </w:rPr>
-        <w:br/>
-      </w:r>
-      <w:r>
-        <w:rPr>
-          <w:rFonts w:ascii="맑은 고딕" w:hAnsi="맑은 고딕" w:eastAsia="맑은 고딕" w:cs="맑은 고딕"/>
-          <w:color w:val="000000"/>
-          <w:u w:val="single"/>
-        </w:rPr>
         <w:t>⑩ 그럼에도 조사·단속행위가 공장 가동을 중단시키거나 이전하도록 압박할 목적으로 이루어져 부당하고 비례의 원칙을 위반하였다고 본 원심에는 국가배상책임에 관한 법리를 오해한 잘못이 있어, 원심판결 중 피고 안양시 패소 부분을 파기·환송하였다.</w:t>
       </w:r>
-    </w:p>
-    <w:p>
-      <w:pPr>
-        <w:autoSpaceDN w:val="0"/>
-        <w:autoSpaceDE w:val="0"/>
-      </w:pPr>
     </w:p>
     <w:p>
       <w:pPr>
